--- a/assets/Henry_Yang_Biomedical_Engineer_Resume.docx
+++ b/assets/Henry_Yang_Biomedical_Engineer_Resume.docx
@@ -4,76 +4,56 @@
   <w:body>
     <w:p>
       <w:pPr>
-        <w:spacing w:before="0" w:after="0" w:line="240" w:lineRule="auto"/>
         <w:jc w:val="center"/>
       </w:pPr>
       <w:r>
         <w:rPr>
-          <w:rFonts w:ascii="Arial" w:hAnsi="Arial" w:eastAsia="Arial" w:cs="Arial"/>
+          <w:rFonts w:ascii="Arial" w:hAnsi="Arial"/>
           <w:b/>
           <w:i w:val="0"/>
           <w:color w:val="11365A"/>
-          <w:sz w:val="33"/>
+          <w:sz w:val="34"/>
         </w:rPr>
         <w:t>YIHANG (HENRY) YANG</w:t>
       </w:r>
     </w:p>
     <w:p>
       <w:pPr>
-        <w:spacing w:before="0" w:after="0" w:line="259" w:lineRule="auto"/>
         <w:jc w:val="center"/>
       </w:pPr>
       <w:r>
         <w:rPr>
-          <w:rFonts w:ascii="Arial" w:hAnsi="Arial" w:eastAsia="Arial" w:cs="Arial"/>
+          <w:rFonts w:ascii="Arial" w:hAnsi="Arial"/>
           <w:b/>
           <w:i w:val="0"/>
           <w:color w:val="11365A"/>
-          <w:sz w:val="21"/>
+          <w:sz w:val="22"/>
         </w:rPr>
-        <w:t>BIOMEDICAL / FIELD SERVICE ENGINEER</w:t>
+        <w:t>Biomedical Field Service Engineer | Sydney</w:t>
       </w:r>
     </w:p>
     <w:p>
       <w:pPr>
-        <w:spacing w:before="0" w:after="40" w:line="259" w:lineRule="auto"/>
         <w:jc w:val="center"/>
       </w:pPr>
       <w:r>
         <w:rPr>
-          <w:rFonts w:ascii="Arial" w:hAnsi="Arial" w:eastAsia="Arial" w:cs="Arial"/>
+          <w:rFonts w:ascii="Arial" w:hAnsi="Arial"/>
           <w:b w:val="0"/>
           <w:i w:val="0"/>
           <w:color w:val="525252"/>
-          <w:sz w:val="19"/>
+          <w:sz w:val="17"/>
         </w:rPr>
-        <w:t>Medical Equipment Service | Clinical Engineering Support | PM, Repair and Verification</w:t>
+        <w:t>Sydney, NSW | 0436 016 660 | yangyihang96@gmail.com | Driver licence | Sydney field travel | Work-right check ready</w:t>
       </w:r>
     </w:p>
     <w:p>
       <w:pPr>
-        <w:spacing w:before="0" w:after="80" w:line="259" w:lineRule="auto"/>
-        <w:jc w:val="center"/>
+        <w:spacing w:before="160" w:after="60"/>
       </w:pPr>
       <w:r>
         <w:rPr>
-          <w:rFonts w:ascii="Arial" w:hAnsi="Arial" w:eastAsia="Arial" w:cs="Arial"/>
-          <w:b w:val="0"/>
-          <w:i w:val="0"/>
-          <w:color w:val="000000"/>
-          <w:sz w:val="17"/>
-        </w:rPr>
-        <w:t>Sydney, NSW | 0436 016 660 | yangyihang96@gmail.com | Driver licence | Open to biomedical / medical device field service roles</w:t>
-      </w:r>
-    </w:p>
-    <w:p>
-      <w:pPr>
-        <w:keepNext/>
-        <w:spacing w:before="160" w:after="60" w:line="240" w:lineRule="auto"/>
-      </w:pPr>
-      <w:r>
-        <w:rPr>
-          <w:rFonts w:ascii="Arial" w:hAnsi="Arial" w:eastAsia="Arial" w:cs="Arial"/>
+          <w:rFonts w:ascii="Arial" w:hAnsi="Arial"/>
           <w:b/>
           <w:i w:val="0"/>
           <w:color w:val="11365A"/>
@@ -84,94 +64,212 @@
     </w:p>
     <w:p>
       <w:pPr>
-        <w:spacing w:before="0" w:after="100" w:line="259" w:lineRule="auto"/>
+        <w:spacing w:after="80"/>
       </w:pPr>
       <w:r>
         <w:rPr>
-          <w:rFonts w:ascii="Arial" w:hAnsi="Arial" w:eastAsia="Arial" w:cs="Arial"/>
+          <w:rFonts w:ascii="Arial" w:hAnsi="Arial"/>
           <w:b w:val="0"/>
           <w:i w:val="0"/>
-          <w:color w:val="000000"/>
-          <w:sz w:val="19"/>
+          <w:sz w:val="18"/>
         </w:rPr>
-        <w:t>Biomedical / Field Service Engineer with nearly three years of full-time field and workshop service experience at Nova Biomedical. Strengths include preventive maintenance, fault diagnosis, corrective repair, electrical safety and performance checks, installation support and clear service documentation.</w:t>
+        <w:t>Nearly three years of full-time field and workshop service experience at Nova Biomedical Australia across hospital and pharmacy medical equipment. Core strengths include PM, fault diagnosis, repair, installation support, verification, and service documentation.</w:t>
       </w:r>
     </w:p>
     <w:p>
       <w:pPr>
-        <w:keepNext/>
-        <w:spacing w:before="160" w:after="60" w:line="240" w:lineRule="auto"/>
+        <w:spacing w:before="160" w:after="60"/>
       </w:pPr>
       <w:r>
         <w:rPr>
-          <w:rFonts w:ascii="Arial" w:hAnsi="Arial" w:eastAsia="Arial" w:cs="Arial"/>
+          <w:rFonts w:ascii="Arial" w:hAnsi="Arial"/>
           <w:b/>
           <w:i w:val="0"/>
           <w:color w:val="11365A"/>
           <w:sz w:val="20"/>
         </w:rPr>
-        <w:t>SERVICE COMPETENCIES</w:t>
+        <w:t>PROFESSIONAL EXPERIENCE</w:t>
+      </w:r>
+    </w:p>
+    <w:p>
+      <w:r>
+        <w:rPr>
+          <w:rFonts w:ascii="Arial" w:hAnsi="Arial"/>
+          <w:b/>
+          <w:i w:val="0"/>
+          <w:color w:val="11365A"/>
+          <w:sz w:val="20"/>
+        </w:rPr>
+        <w:t>Biomedical Engineer | Nova Biomedical Australia</w:t>
+      </w:r>
+      <w:r>
+        <w:rPr>
+          <w:rFonts w:ascii="Arial" w:hAnsi="Arial"/>
+          <w:b w:val="0"/>
+          <w:i w:val="0"/>
+          <w:color w:val="525252"/>
+          <w:sz w:val="18"/>
+        </w:rPr>
+        <w:t xml:space="preserve"> | Australia-wide field service / workshop support | Jul 2023 - Present</w:t>
       </w:r>
     </w:p>
     <w:p>
       <w:pPr>
         <w:pStyle w:val="ListBullet"/>
-        <w:spacing w:before="0" w:after="40" w:line="259" w:lineRule="auto"/>
-        <w:ind w:left="346" w:hanging="187"/>
+        <w:spacing w:after="40"/>
       </w:pPr>
       <w:r>
         <w:rPr>
-          <w:rFonts w:ascii="Arial" w:hAnsi="Arial" w:eastAsia="Arial" w:cs="Arial"/>
+          <w:rFonts w:ascii="Arial" w:hAnsi="Arial"/>
           <w:b w:val="0"/>
           <w:i w:val="0"/>
-          <w:color w:val="000000"/>
-          <w:sz w:val="19"/>
+          <w:sz w:val="18"/>
         </w:rPr>
-        <w:t>PM and repair: Preventive maintenance, fault diagnosis, repair and close-out.</w:t>
+        <w:t>Perform PM, fault diagnosis, repair, installation support, verification, and service documentation across field and workshop settings.</w:t>
       </w:r>
     </w:p>
     <w:p>
       <w:pPr>
         <w:pStyle w:val="ListBullet"/>
-        <w:spacing w:before="0" w:after="40" w:line="259" w:lineRule="auto"/>
-        <w:ind w:left="346" w:hanging="187"/>
+        <w:spacing w:after="40"/>
       </w:pPr>
       <w:r>
         <w:rPr>
-          <w:rFonts w:ascii="Arial" w:hAnsi="Arial" w:eastAsia="Arial" w:cs="Arial"/>
+          <w:rFonts w:ascii="Arial" w:hAnsi="Arial"/>
           <w:b w:val="0"/>
           <w:i w:val="0"/>
-          <w:color w:val="000000"/>
-          <w:sz w:val="19"/>
+          <w:sz w:val="18"/>
         </w:rPr>
-        <w:t>Clinical equipment: Ventilation, monitoring, ultrasound, DEXA and pharmacy automation.</w:t>
+        <w:t>Support ventilation, patient monitoring, ultrasound, DEXA, pharmacy automation, X-ray support, and general biomedical equipment.</w:t>
       </w:r>
     </w:p>
     <w:p>
       <w:pPr>
         <w:pStyle w:val="ListBullet"/>
-        <w:spacing w:before="0" w:after="40" w:line="259" w:lineRule="auto"/>
-        <w:ind w:left="346" w:hanging="187"/>
+        <w:spacing w:after="40"/>
       </w:pPr>
       <w:r>
         <w:rPr>
-          <w:rFonts w:ascii="Arial" w:hAnsi="Arial" w:eastAsia="Arial" w:cs="Arial"/>
+          <w:rFonts w:ascii="Arial" w:hAnsi="Arial"/>
           <w:b w:val="0"/>
           <w:i w:val="0"/>
-          <w:color w:val="000000"/>
-          <w:sz w:val="19"/>
+          <w:sz w:val="18"/>
         </w:rPr>
-        <w:t>Documentation: Simpro records, service reports, serials and customer updates.</w:t>
+        <w:t>Returned devices with functional checks, performance evidence, or clear escalation status.</w:t>
       </w:r>
     </w:p>
     <w:p>
       <w:pPr>
-        <w:keepNext/>
-        <w:spacing w:before="160" w:after="60" w:line="240" w:lineRule="auto"/>
+        <w:pStyle w:val="ListBullet"/>
+        <w:spacing w:after="40"/>
       </w:pPr>
       <w:r>
         <w:rPr>
-          <w:rFonts w:ascii="Arial" w:hAnsi="Arial" w:eastAsia="Arial" w:cs="Arial"/>
+          <w:rFonts w:ascii="Arial" w:hAnsi="Arial"/>
+          <w:b w:val="0"/>
+          <w:i w:val="0"/>
+          <w:sz w:val="18"/>
+        </w:rPr>
+        <w:t>Maintain Simpro work orders, service reports, equipment history, and customer updates so service decisions remain traceable.</w:t>
+      </w:r>
+    </w:p>
+    <w:p>
+      <w:pPr>
+        <w:pStyle w:val="ListBullet"/>
+        <w:spacing w:after="40"/>
+      </w:pPr>
+      <w:r>
+        <w:rPr>
+          <w:rFonts w:ascii="Arial" w:hAnsi="Arial"/>
+          <w:b w:val="0"/>
+          <w:i w:val="0"/>
+          <w:sz w:val="18"/>
+        </w:rPr>
+        <w:t>Hand over next-use status clearly to clinical users, biomedical teams, vendors, and internal engineers.</w:t>
+      </w:r>
+    </w:p>
+    <w:p>
+      <w:pPr>
+        <w:spacing w:before="160" w:after="60"/>
+      </w:pPr>
+      <w:r>
+        <w:rPr>
+          <w:rFonts w:ascii="Arial" w:hAnsi="Arial"/>
+          <w:b/>
+          <w:i w:val="0"/>
+          <w:color w:val="11365A"/>
+          <w:sz w:val="20"/>
+        </w:rPr>
+        <w:t>EQUIPMENT AND SERVICE SCOPE</w:t>
+      </w:r>
+    </w:p>
+    <w:p>
+      <w:pPr>
+        <w:pStyle w:val="ListBullet"/>
+        <w:spacing w:after="40"/>
+      </w:pPr>
+      <w:r>
+        <w:rPr>
+          <w:rFonts w:ascii="Arial" w:hAnsi="Arial"/>
+          <w:b w:val="0"/>
+          <w:i w:val="0"/>
+          <w:sz w:val="18"/>
+        </w:rPr>
+        <w:t>Respiratory: V60, V60 Plus, Trilogy; planned service, checks, and troubleshooting preparation.</w:t>
+      </w:r>
+    </w:p>
+    <w:p>
+      <w:pPr>
+        <w:pStyle w:val="ListBullet"/>
+        <w:spacing w:after="40"/>
+      </w:pPr>
+      <w:r>
+        <w:rPr>
+          <w:rFonts w:ascii="Arial" w:hAnsi="Arial"/>
+          <w:b w:val="0"/>
+          <w:i w:val="0"/>
+          <w:sz w:val="18"/>
+        </w:rPr>
+        <w:t>Monitoring: Avalon, Efficia, HeartStart; service preparation, checks, and handover notes.</w:t>
+      </w:r>
+    </w:p>
+    <w:p>
+      <w:pPr>
+        <w:pStyle w:val="ListBullet"/>
+        <w:spacing w:after="40"/>
+      </w:pPr>
+      <w:r>
+        <w:rPr>
+          <w:rFonts w:ascii="Arial" w:hAnsi="Arial"/>
+          <w:b w:val="0"/>
+          <w:i w:val="0"/>
+          <w:sz w:val="18"/>
+        </w:rPr>
+        <w:t>Imaging and diagnostics: EPIQ, Affiniti, CX30, CX50, Horizon DEXA, and X-ray support.</w:t>
+      </w:r>
+    </w:p>
+    <w:p>
+      <w:pPr>
+        <w:pStyle w:val="ListBullet"/>
+        <w:spacing w:after="40"/>
+      </w:pPr>
+      <w:r>
+        <w:rPr>
+          <w:rFonts w:ascii="Arial" w:hAnsi="Arial"/>
+          <w:b w:val="0"/>
+          <w:i w:val="0"/>
+          <w:sz w:val="18"/>
+        </w:rPr>
+        <w:t>Pharmacy automation: BD FIX100, Pyxis, ROWA, workflow awareness, records, and handover.</w:t>
+      </w:r>
+    </w:p>
+    <w:p>
+      <w:pPr>
+        <w:spacing w:before="160" w:after="60"/>
+      </w:pPr>
+      <w:r>
+        <w:rPr>
+          <w:rFonts w:ascii="Arial" w:hAnsi="Arial"/>
           <w:b/>
           <w:i w:val="0"/>
           <w:color w:val="11365A"/>
@@ -183,289 +281,100 @@
     <w:p>
       <w:pPr>
         <w:pStyle w:val="ListBullet"/>
-        <w:spacing w:before="0" w:after="40" w:line="259" w:lineRule="auto"/>
-        <w:ind w:left="346" w:hanging="187"/>
+        <w:spacing w:after="40"/>
       </w:pPr>
       <w:r>
         <w:rPr>
-          <w:rFonts w:ascii="Arial" w:hAnsi="Arial" w:eastAsia="Arial" w:cs="Arial"/>
+          <w:rFonts w:ascii="Arial" w:hAnsi="Arial"/>
           <w:b w:val="0"/>
           <w:i w:val="0"/>
-          <w:color w:val="000000"/>
-          <w:sz w:val="19"/>
+          <w:sz w:val="18"/>
         </w:rPr>
-        <w:t>Preventive maintenance, corrective service, troubleshooting, bench repair, installation support and verification</w:t>
+        <w:t>Functional testing, performance checks, electrical safety awareness, manufacturer procedures, and service reports.</w:t>
       </w:r>
     </w:p>
     <w:p>
       <w:pPr>
         <w:pStyle w:val="ListBullet"/>
-        <w:spacing w:before="0" w:after="40" w:line="259" w:lineRule="auto"/>
-        <w:ind w:left="346" w:hanging="187"/>
+        <w:spacing w:after="40"/>
       </w:pPr>
       <w:r>
         <w:rPr>
-          <w:rFonts w:ascii="Arial" w:hAnsi="Arial" w:eastAsia="Arial" w:cs="Arial"/>
+          <w:rFonts w:ascii="Arial" w:hAnsi="Arial"/>
           <w:b w:val="0"/>
           <w:i w:val="0"/>
-          <w:color w:val="000000"/>
-          <w:sz w:val="19"/>
+          <w:sz w:val="18"/>
         </w:rPr>
-        <w:t>Electrical safety testing, functional testing, manufacturer procedures and service reports</w:t>
+        <w:t>Simpro, equipment history, serial tracking, customer updates, Microsoft Office, Excel, MATLAB, SolidWorks, and Visio.</w:t>
       </w:r>
     </w:p>
     <w:p>
       <w:pPr>
         <w:pStyle w:val="ListBullet"/>
-        <w:spacing w:before="0" w:after="40" w:line="259" w:lineRule="auto"/>
-        <w:ind w:left="346" w:hanging="187"/>
+        <w:spacing w:after="40"/>
       </w:pPr>
       <w:r>
         <w:rPr>
-          <w:rFonts w:ascii="Arial" w:hAnsi="Arial" w:eastAsia="Arial" w:cs="Arial"/>
+          <w:rFonts w:ascii="Arial" w:hAnsi="Arial"/>
           <w:b w:val="0"/>
           <w:i w:val="0"/>
-          <w:color w:val="000000"/>
-          <w:sz w:val="19"/>
+          <w:sz w:val="18"/>
         </w:rPr>
-        <w:t>Simpro work orders, equipment history, serial tracking and customer updates</w:t>
+        <w:t>Mandarin Chinese native; English professional working proficiency.</w:t>
+      </w:r>
+    </w:p>
+    <w:p>
+      <w:pPr>
+        <w:spacing w:before="160" w:after="60"/>
+      </w:pPr>
+      <w:r>
+        <w:rPr>
+          <w:rFonts w:ascii="Arial" w:hAnsi="Arial"/>
+          <w:b/>
+          <w:i w:val="0"/>
+          <w:color w:val="11365A"/>
+          <w:sz w:val="20"/>
+        </w:rPr>
+        <w:t>EARLIER HEALTHCARE RECORDS</w:t>
       </w:r>
     </w:p>
     <w:p>
       <w:pPr>
         <w:pStyle w:val="ListBullet"/>
-        <w:spacing w:before="0" w:after="40" w:line="259" w:lineRule="auto"/>
-        <w:ind w:left="346" w:hanging="187"/>
+        <w:spacing w:after="40"/>
       </w:pPr>
       <w:r>
         <w:rPr>
-          <w:rFonts w:ascii="Arial" w:hAnsi="Arial" w:eastAsia="Arial" w:cs="Arial"/>
+          <w:rFonts w:ascii="Arial" w:hAnsi="Arial"/>
           <w:b w:val="0"/>
           <w:i w:val="0"/>
-          <w:color w:val="000000"/>
-          <w:sz w:val="19"/>
+          <w:sz w:val="18"/>
         </w:rPr>
-        <w:t>Hospital biomedical team, clinical user, vendor and internal engineer communication</w:t>
+        <w:t>Pharmacovigilance Department Assistant, Lundbeck Beijing, Dec 2019 - Feb 2020.</w:t>
       </w:r>
     </w:p>
     <w:p>
       <w:pPr>
         <w:pStyle w:val="ListBullet"/>
-        <w:spacing w:before="0" w:after="40" w:line="259" w:lineRule="auto"/>
-        <w:ind w:left="346" w:hanging="187"/>
+        <w:spacing w:after="40"/>
       </w:pPr>
       <w:r>
         <w:rPr>
-          <w:rFonts w:ascii="Arial" w:hAnsi="Arial" w:eastAsia="Arial" w:cs="Arial"/>
+          <w:rFonts w:ascii="Arial" w:hAnsi="Arial"/>
           <w:b w:val="0"/>
           <w:i w:val="0"/>
-          <w:color w:val="000000"/>
-          <w:sz w:val="19"/>
+          <w:sz w:val="18"/>
         </w:rPr>
-        <w:t>Microsoft Office and Excel, service manuals, vendor tools, MATLAB, SolidWorks and Visio</w:t>
+        <w:t>Supported adverse reaction record handling and regulated drug-safety documentation.</w:t>
       </w:r>
     </w:p>
     <w:p>
       <w:pPr>
-        <w:pStyle w:val="ListBullet"/>
-        <w:spacing w:before="0" w:after="40" w:line="259" w:lineRule="auto"/>
-        <w:ind w:left="346" w:hanging="187"/>
+        <w:spacing w:before="160" w:after="60"/>
       </w:pPr>
       <w:r>
         <w:rPr>
-          <w:rFonts w:ascii="Arial" w:hAnsi="Arial" w:eastAsia="Arial" w:cs="Arial"/>
-          <w:b w:val="0"/>
-          <w:i w:val="0"/>
-          <w:color w:val="000000"/>
-          <w:sz w:val="19"/>
-        </w:rPr>
-        <w:t>Mandarin Chinese native; English professional working proficiency</w:t>
-      </w:r>
-    </w:p>
-    <w:p>
-      <w:pPr>
-        <w:keepNext/>
-        <w:spacing w:before="160" w:after="60" w:line="240" w:lineRule="auto"/>
-      </w:pPr>
-      <w:r>
-        <w:rPr>
-          <w:rFonts w:ascii="Arial" w:hAnsi="Arial" w:eastAsia="Arial" w:cs="Arial"/>
-          <w:b/>
-          <w:i w:val="0"/>
-          <w:color w:val="11365A"/>
-          <w:sz w:val="20"/>
-        </w:rPr>
-        <w:t>PROFESSIONAL EXPERIENCE</w:t>
-      </w:r>
-    </w:p>
-    <w:p>
-      <w:pPr>
-        <w:spacing w:before="80" w:after="0" w:line="240" w:lineRule="auto"/>
-      </w:pPr>
-      <w:r>
-        <w:rPr>
-          <w:rFonts w:ascii="Arial" w:hAnsi="Arial" w:eastAsia="Arial" w:cs="Arial"/>
-          <w:b/>
-          <w:i w:val="0"/>
-          <w:color w:val="11365A"/>
-          <w:sz w:val="20"/>
-        </w:rPr>
-        <w:t>Biomedical Engineer</w:t>
-      </w:r>
-      <w:r>
-        <w:rPr>
-          <w:rFonts w:ascii="Arial" w:hAnsi="Arial" w:eastAsia="Arial" w:cs="Arial"/>
-          <w:b/>
-          <w:i w:val="0"/>
-          <w:color w:val="000000"/>
-          <w:sz w:val="20"/>
-        </w:rPr>
-        <w:t xml:space="preserve"> | Nova Biomedical Pty Ltd</w:t>
-      </w:r>
-      <w:r>
-        <w:rPr>
-          <w:rFonts w:ascii="Arial" w:hAnsi="Arial" w:eastAsia="Arial" w:cs="Arial"/>
-          <w:b w:val="0"/>
-          <w:i w:val="0"/>
-          <w:color w:val="525252"/>
-          <w:sz w:val="19"/>
-        </w:rPr>
-        <w:t xml:space="preserve"> | Australia-wide field service / workshop support</w:t>
-      </w:r>
-      <w:r>
-        <w:rPr>
-          <w:rFonts w:ascii="Arial" w:hAnsi="Arial" w:eastAsia="Arial" w:cs="Arial"/>
-          <w:b w:val="0"/>
-          <w:i w:val="0"/>
-          <w:color w:val="696969"/>
-          <w:sz w:val="18"/>
-        </w:rPr>
-        <w:br/>
-        <w:t>Jul 2023 - Present | Full-time, 38 hours per week</w:t>
-      </w:r>
-    </w:p>
-    <w:p>
-      <w:pPr>
-        <w:pStyle w:val="ListBullet"/>
-        <w:spacing w:before="0" w:after="40" w:line="259" w:lineRule="auto"/>
-        <w:ind w:left="346" w:hanging="187"/>
-      </w:pPr>
-      <w:r>
-        <w:rPr>
-          <w:rFonts w:ascii="Arial" w:hAnsi="Arial" w:eastAsia="Arial" w:cs="Arial"/>
-          <w:b w:val="0"/>
-          <w:i w:val="0"/>
-          <w:color w:val="000000"/>
-          <w:sz w:val="19"/>
-        </w:rPr>
-        <w:t>Perform field and workshop service for hospital and pharmacy medical equipment, including PM, troubleshooting, repair, installation support and verification.</w:t>
-      </w:r>
-    </w:p>
-    <w:p>
-      <w:pPr>
-        <w:pStyle w:val="ListBullet"/>
-        <w:spacing w:before="0" w:after="40" w:line="259" w:lineRule="auto"/>
-        <w:ind w:left="346" w:hanging="187"/>
-      </w:pPr>
-      <w:r>
-        <w:rPr>
-          <w:rFonts w:ascii="Arial" w:hAnsi="Arial" w:eastAsia="Arial" w:cs="Arial"/>
-          <w:b w:val="0"/>
-          <w:i w:val="0"/>
-          <w:color w:val="000000"/>
-          <w:sz w:val="19"/>
-        </w:rPr>
-        <w:t>Support Philips ventilation, patient monitoring and ultrasound work, plus BD / Pyxis, ROWA, Hologic / DEXA and general biomedical equipment support.</w:t>
-      </w:r>
-    </w:p>
-    <w:p>
-      <w:pPr>
-        <w:pStyle w:val="ListBullet"/>
-        <w:spacing w:before="0" w:after="40" w:line="259" w:lineRule="auto"/>
-        <w:ind w:left="346" w:hanging="187"/>
-      </w:pPr>
-      <w:r>
-        <w:rPr>
-          <w:rFonts w:ascii="Arial" w:hAnsi="Arial" w:eastAsia="Arial" w:cs="Arial"/>
-          <w:b w:val="0"/>
-          <w:i w:val="0"/>
-          <w:color w:val="000000"/>
-          <w:sz w:val="19"/>
-        </w:rPr>
-        <w:t>Maintain Simpro work orders, service reports, serial details and customer updates for hospital biomedical teams and internal engineers.</w:t>
-      </w:r>
-    </w:p>
-    <w:p>
-      <w:pPr>
-        <w:spacing w:before="80" w:after="0" w:line="240" w:lineRule="auto"/>
-      </w:pPr>
-      <w:r>
-        <w:rPr>
-          <w:rFonts w:ascii="Arial" w:hAnsi="Arial" w:eastAsia="Arial" w:cs="Arial"/>
-          <w:b/>
-          <w:i w:val="0"/>
-          <w:color w:val="11365A"/>
-          <w:sz w:val="20"/>
-        </w:rPr>
-        <w:t>Pharmacovigilance Department Assistant</w:t>
-      </w:r>
-      <w:r>
-        <w:rPr>
-          <w:rFonts w:ascii="Arial" w:hAnsi="Arial" w:eastAsia="Arial" w:cs="Arial"/>
-          <w:b/>
-          <w:i w:val="0"/>
-          <w:color w:val="000000"/>
-          <w:sz w:val="20"/>
-        </w:rPr>
-        <w:t xml:space="preserve"> | Lundbeck Beijing</w:t>
-      </w:r>
-      <w:r>
-        <w:rPr>
-          <w:rFonts w:ascii="Arial" w:hAnsi="Arial" w:eastAsia="Arial" w:cs="Arial"/>
-          <w:b w:val="0"/>
-          <w:i w:val="0"/>
-          <w:color w:val="525252"/>
-          <w:sz w:val="19"/>
-        </w:rPr>
-        <w:t xml:space="preserve"> | Beijing, China</w:t>
-      </w:r>
-      <w:r>
-        <w:rPr>
-          <w:rFonts w:ascii="Arial" w:hAnsi="Arial" w:eastAsia="Arial" w:cs="Arial"/>
-          <w:b w:val="0"/>
-          <w:i w:val="0"/>
-          <w:color w:val="696969"/>
-          <w:sz w:val="18"/>
-        </w:rPr>
-        <w:br/>
-        <w:t>Dec 2019 - Feb 2020 | Internship</w:t>
-      </w:r>
-    </w:p>
-    <w:p>
-      <w:pPr>
-        <w:pStyle w:val="ListBullet"/>
-        <w:spacing w:before="0" w:after="40" w:line="259" w:lineRule="auto"/>
-        <w:ind w:left="346" w:hanging="187"/>
-      </w:pPr>
-      <w:r>
-        <w:rPr>
-          <w:rFonts w:ascii="Arial" w:hAnsi="Arial" w:eastAsia="Arial" w:cs="Arial"/>
-          <w:b w:val="0"/>
-          <w:i w:val="0"/>
-          <w:color w:val="000000"/>
-          <w:sz w:val="19"/>
-        </w:rPr>
-        <w:t>Supported adverse reaction record handling and drug-safety documentation for Lundbeck products listed in China.</w:t>
-      </w:r>
-    </w:p>
-    <w:p>
-      <w:pPr>
-        <w:keepNext/>
-        <w:spacing w:before="160" w:after="60" w:line="240" w:lineRule="auto"/>
-      </w:pPr>
-      <w:r>
-        <w:rPr>
-          <w:rFonts w:ascii="Arial" w:hAnsi="Arial" w:eastAsia="Arial" w:cs="Arial"/>
+          <w:rFonts w:ascii="Arial" w:hAnsi="Arial"/>
           <w:b/>
           <w:i w:val="0"/>
           <w:color w:val="11365A"/>
@@ -476,261 +385,177 @@
     </w:p>
     <w:p>
       <w:pPr>
-        <w:spacing w:before="80" w:after="0" w:line="240" w:lineRule="auto"/>
+        <w:pStyle w:val="ListBullet"/>
+        <w:spacing w:after="40"/>
       </w:pPr>
       <w:r>
         <w:rPr>
-          <w:rFonts w:ascii="Arial" w:hAnsi="Arial" w:eastAsia="Arial" w:cs="Arial"/>
+          <w:rFonts w:ascii="Arial" w:hAnsi="Arial"/>
+          <w:b w:val="0"/>
+          <w:i w:val="0"/>
+          <w:sz w:val="18"/>
+        </w:rPr>
+        <w:t>Master of Philosophy, The University of Sydney, awarded Jun 2024.</w:t>
+      </w:r>
+    </w:p>
+    <w:p>
+      <w:pPr>
+        <w:pStyle w:val="ListBullet"/>
+        <w:spacing w:after="40"/>
+      </w:pPr>
+      <w:r>
+        <w:rPr>
+          <w:rFonts w:ascii="Arial" w:hAnsi="Arial"/>
+          <w:b w:val="0"/>
+          <w:i w:val="0"/>
+          <w:sz w:val="18"/>
+        </w:rPr>
+        <w:t>Bachelor of Biomedical Engineering, The University of Sydney, Feb 2017 - Dec 2020.</w:t>
+      </w:r>
+    </w:p>
+    <w:p>
+      <w:pPr>
+        <w:pStyle w:val="ListBullet"/>
+        <w:spacing w:after="40"/>
+      </w:pPr>
+      <w:r>
+        <w:rPr>
+          <w:rFonts w:ascii="Arial" w:hAnsi="Arial"/>
+          <w:b w:val="0"/>
+          <w:i w:val="0"/>
+          <w:sz w:val="18"/>
+        </w:rPr>
+        <w:t>MPhil thesis: Flexible Electrodes for Smart Bandages: Feasibility Exploration.</w:t>
+      </w:r>
+    </w:p>
+    <w:p>
+      <w:pPr>
+        <w:spacing w:before="160" w:after="60"/>
+      </w:pPr>
+      <w:r>
+        <w:rPr>
+          <w:rFonts w:ascii="Arial" w:hAnsi="Arial"/>
           <w:b/>
           <w:i w:val="0"/>
           <w:color w:val="11365A"/>
           <w:sz w:val="20"/>
         </w:rPr>
-        <w:t>Master of Philosophy</w:t>
-      </w:r>
-      <w:r>
-        <w:rPr>
-          <w:rFonts w:ascii="Arial" w:hAnsi="Arial" w:eastAsia="Arial" w:cs="Arial"/>
-          <w:b/>
-          <w:i w:val="0"/>
-          <w:color w:val="000000"/>
-          <w:sz w:val="20"/>
-        </w:rPr>
-        <w:t xml:space="preserve"> | The University of Sydney</w:t>
-      </w:r>
-      <w:r>
-        <w:rPr>
-          <w:rFonts w:ascii="Arial" w:hAnsi="Arial" w:eastAsia="Arial" w:cs="Arial"/>
-          <w:b w:val="0"/>
-          <w:i w:val="0"/>
-          <w:color w:val="525252"/>
-          <w:sz w:val="19"/>
-        </w:rPr>
-        <w:t xml:space="preserve"> | Sydney, Australia</w:t>
-      </w:r>
-      <w:r>
-        <w:rPr>
-          <w:rFonts w:ascii="Arial" w:hAnsi="Arial" w:eastAsia="Arial" w:cs="Arial"/>
-          <w:b w:val="0"/>
-          <w:i w:val="0"/>
-          <w:color w:val="696969"/>
-          <w:sz w:val="18"/>
-        </w:rPr>
-        <w:br/>
-        <w:t>Awarded Jun 2024</w:t>
+        <w:t>SELECTED SERVICE OUTCOMES</w:t>
       </w:r>
     </w:p>
     <w:p>
       <w:pPr>
         <w:pStyle w:val="ListBullet"/>
-        <w:spacing w:before="0" w:after="40" w:line="259" w:lineRule="auto"/>
-        <w:ind w:left="346" w:hanging="187"/>
+        <w:spacing w:after="40"/>
       </w:pPr>
       <w:r>
         <w:rPr>
-          <w:rFonts w:ascii="Arial" w:hAnsi="Arial" w:eastAsia="Arial" w:cs="Arial"/>
+          <w:rFonts w:ascii="Arial" w:hAnsi="Arial"/>
           <w:b w:val="0"/>
           <w:i w:val="0"/>
-          <w:color w:val="000000"/>
-          <w:sz w:val="19"/>
+          <w:sz w:val="18"/>
         </w:rPr>
-        <w:t>Biomedical engineering research, experimental planning and technical documentation.</w:t>
+        <w:t>Supported PM, repair, verification, and documentation across ventilation, monitoring, ultrasound, DEXA, pharmacy automation, and general biomedical equipment in hospital, pharmacy, and workshop settings.</w:t>
       </w:r>
     </w:p>
     <w:p>
       <w:pPr>
-        <w:spacing w:before="80" w:after="0" w:line="240" w:lineRule="auto"/>
+        <w:pStyle w:val="ListBullet"/>
+        <w:spacing w:after="40"/>
       </w:pPr>
       <w:r>
         <w:rPr>
-          <w:rFonts w:ascii="Arial" w:hAnsi="Arial" w:eastAsia="Arial" w:cs="Arial"/>
+          <w:rFonts w:ascii="Arial" w:hAnsi="Arial"/>
+          <w:b w:val="0"/>
+          <w:i w:val="0"/>
+          <w:sz w:val="18"/>
+        </w:rPr>
+        <w:t>Diagnosed user-reported faults by separating use condition, repair history, reproducible symptoms, service-manual steps, and post-repair verification.</w:t>
+      </w:r>
+    </w:p>
+    <w:p>
+      <w:pPr>
+        <w:pStyle w:val="ListBullet"/>
+        <w:spacing w:after="40"/>
+      </w:pPr>
+      <w:r>
+        <w:rPr>
+          <w:rFonts w:ascii="Arial" w:hAnsi="Arial"/>
+          <w:b w:val="0"/>
+          <w:i w:val="0"/>
+          <w:sz w:val="18"/>
+        </w:rPr>
+        <w:t>Reduced repeat troubleshooting time by keeping service actions, test notes, equipment history, and customer updates aligned in Simpro.</w:t>
+      </w:r>
+    </w:p>
+    <w:p>
+      <w:pPr>
+        <w:spacing w:before="160" w:after="60"/>
+      </w:pPr>
+      <w:r>
+        <w:rPr>
+          <w:rFonts w:ascii="Arial" w:hAnsi="Arial"/>
           <w:b/>
           <w:i w:val="0"/>
           <w:color w:val="11365A"/>
           <w:sz w:val="20"/>
         </w:rPr>
-        <w:t>Bachelor of Biomedical Engineering</w:t>
-      </w:r>
-      <w:r>
-        <w:rPr>
-          <w:rFonts w:ascii="Arial" w:hAnsi="Arial" w:eastAsia="Arial" w:cs="Arial"/>
-          <w:b/>
-          <w:i w:val="0"/>
-          <w:color w:val="000000"/>
-          <w:sz w:val="20"/>
-        </w:rPr>
-        <w:t xml:space="preserve"> | The University of Sydney</w:t>
-      </w:r>
-      <w:r>
-        <w:rPr>
-          <w:rFonts w:ascii="Arial" w:hAnsi="Arial" w:eastAsia="Arial" w:cs="Arial"/>
-          <w:b w:val="0"/>
-          <w:i w:val="0"/>
-          <w:color w:val="525252"/>
-          <w:sz w:val="19"/>
-        </w:rPr>
-        <w:t xml:space="preserve"> | Sydney, Australia</w:t>
-      </w:r>
-      <w:r>
-        <w:rPr>
-          <w:rFonts w:ascii="Arial" w:hAnsi="Arial" w:eastAsia="Arial" w:cs="Arial"/>
-          <w:b w:val="0"/>
-          <w:i w:val="0"/>
-          <w:color w:val="696969"/>
-          <w:sz w:val="18"/>
-        </w:rPr>
-        <w:br/>
-        <w:t>Feb 2017 - Dec 2020</w:t>
+        <w:t>ROLE FIT</w:t>
       </w:r>
     </w:p>
     <w:p>
       <w:pPr>
         <w:pStyle w:val="ListBullet"/>
-        <w:spacing w:before="0" w:after="40" w:line="259" w:lineRule="auto"/>
-        <w:ind w:left="346" w:hanging="187"/>
+        <w:spacing w:after="40"/>
       </w:pPr>
       <w:r>
         <w:rPr>
-          <w:rFonts w:ascii="Arial" w:hAnsi="Arial" w:eastAsia="Arial" w:cs="Arial"/>
+          <w:rFonts w:ascii="Arial" w:hAnsi="Arial"/>
           <w:b w:val="0"/>
           <w:i w:val="0"/>
-          <w:color w:val="000000"/>
-          <w:sz w:val="19"/>
+          <w:sz w:val="18"/>
         </w:rPr>
-        <w:t>Medical science, biomedical design, data analysis and engineering design tools.</w:t>
-      </w:r>
-    </w:p>
-    <w:p>
-      <w:pPr>
-        <w:keepNext/>
-        <w:spacing w:before="160" w:after="60" w:line="240" w:lineRule="auto"/>
-      </w:pPr>
-      <w:r>
-        <w:rPr>
-          <w:rFonts w:ascii="Arial" w:hAnsi="Arial" w:eastAsia="Arial" w:cs="Arial"/>
-          <w:b/>
-          <w:i w:val="0"/>
-          <w:color w:val="11365A"/>
-          <w:sz w:val="20"/>
-        </w:rPr>
-        <w:t>SELECTED ACADEMIC PROJECTS</w:t>
+        <w:t>Best fit: Biomedical Field Service Engineer, Medical Device Service Engineer, or Clinical Engineering service support roles.</w:t>
       </w:r>
     </w:p>
     <w:p>
       <w:pPr>
         <w:pStyle w:val="ListBullet"/>
-        <w:spacing w:before="0" w:after="40" w:line="259" w:lineRule="auto"/>
-        <w:ind w:left="346" w:hanging="187"/>
+        <w:spacing w:after="40"/>
       </w:pPr>
       <w:r>
         <w:rPr>
-          <w:rFonts w:ascii="Arial" w:hAnsi="Arial" w:eastAsia="Arial" w:cs="Arial"/>
+          <w:rFonts w:ascii="Arial" w:hAnsi="Arial"/>
           <w:b w:val="0"/>
           <w:i w:val="0"/>
-          <w:color w:val="000000"/>
-          <w:sz w:val="19"/>
+          <w:sz w:val="18"/>
         </w:rPr>
-        <w:t>Cochlear implant electrode impedance study; hospital-linked controllable blood pumping simulation.</w:t>
-      </w:r>
-    </w:p>
-    <w:p>
-      <w:pPr>
-        <w:keepNext/>
-        <w:spacing w:before="160" w:after="60" w:line="240" w:lineRule="auto"/>
-      </w:pPr>
-      <w:r>
-        <w:rPr>
-          <w:rFonts w:ascii="Arial" w:hAnsi="Arial" w:eastAsia="Arial" w:cs="Arial"/>
-          <w:b/>
-          <w:i w:val="0"/>
-          <w:color w:val="11365A"/>
-          <w:sz w:val="20"/>
-        </w:rPr>
-        <w:t>TECHNICAL TRAINING AND CERTIFICATES</w:t>
+        <w:t>Field readiness: Sydney-based, driver licence, open to field travel, English / Mandarin communication.</w:t>
       </w:r>
     </w:p>
     <w:p>
       <w:pPr>
         <w:pStyle w:val="ListBullet"/>
-        <w:spacing w:before="0" w:after="40" w:line="259" w:lineRule="auto"/>
-        <w:ind w:left="346" w:hanging="187"/>
+        <w:spacing w:after="40"/>
       </w:pPr>
       <w:r>
         <w:rPr>
-          <w:rFonts w:ascii="Arial" w:hAnsi="Arial" w:eastAsia="Arial" w:cs="Arial"/>
+          <w:rFonts w:ascii="Arial" w:hAnsi="Arial"/>
           <w:b w:val="0"/>
           <w:i w:val="0"/>
-          <w:color w:val="000000"/>
-          <w:sz w:val="19"/>
+          <w:sz w:val="18"/>
         </w:rPr>
-        <w:t>Philips service training across ventilation, patient monitoring and ultrasound equipment.</w:t>
-      </w:r>
-    </w:p>
-    <w:p>
-      <w:pPr>
-        <w:pStyle w:val="ListBullet"/>
-        <w:spacing w:before="0" w:after="40" w:line="259" w:lineRule="auto"/>
-        <w:ind w:left="346" w:hanging="187"/>
-      </w:pPr>
-      <w:r>
-        <w:rPr>
-          <w:rFonts w:ascii="Arial" w:hAnsi="Arial" w:eastAsia="Arial" w:cs="Arial"/>
-          <w:b w:val="0"/>
-          <w:i w:val="0"/>
-          <w:color w:val="000000"/>
-          <w:sz w:val="19"/>
-        </w:rPr>
-        <w:t>BD FIX100, Horizon EMI, Nova BioMedical Life Science and X-ray service / installation training.</w:t>
-      </w:r>
-    </w:p>
-    <w:p>
-      <w:pPr>
-        <w:pStyle w:val="ListBullet"/>
-        <w:spacing w:before="0" w:after="40" w:line="259" w:lineRule="auto"/>
-        <w:ind w:left="346" w:hanging="187"/>
-      </w:pPr>
-      <w:r>
-        <w:rPr>
-          <w:rFonts w:ascii="Arial" w:hAnsi="Arial" w:eastAsia="Arial" w:cs="Arial"/>
-          <w:b w:val="0"/>
-          <w:i w:val="0"/>
-          <w:color w:val="000000"/>
-          <w:sz w:val="19"/>
-        </w:rPr>
-        <w:t>Languages: Mandarin Chinese native; English professional working proficiency.</w:t>
+        <w:t>Screening readiness: work-right check ready for a formal hiring process.</w:t>
       </w:r>
     </w:p>
     <w:sectPr>
-      <w:footerReference w:type="default" r:id="rId9"/>
       <w:pgSz w:w="12240" w:h="15840"/>
-      <w:pgMar w:top="835" w:right="979" w:bottom="749" w:left="979" w:header="432" w:footer="432" w:gutter="0"/>
+      <w:pgMar w:top="648" w:right="835" w:bottom="648" w:left="835" w:header="720" w:footer="720" w:gutter="0"/>
       <w:cols w:space="720"/>
       <w:docGrid w:linePitch="360"/>
     </w:sectPr>
   </w:body>
 </w:document>
-</file>
-
-<file path=word/footer1.xml><?xml version="1.0" encoding="utf-8"?>
-<w:ftr xmlns:m="http://schemas.openxmlformats.org/officeDocument/2006/math" xmlns:mc="http://schemas.openxmlformats.org/markup-compatibility/2006" xmlns:mo="http://schemas.microsoft.com/office/mac/office/2008/main" xmlns:mv="urn:schemas-microsoft-com:mac:vml" xmlns:o="urn:schemas-microsoft-com:office:office" xmlns:r="http://schemas.openxmlformats.org/officeDocument/2006/relationships" xmlns:v="urn:schemas-microsoft-com:vml" xmlns:w10="urn:schemas-microsoft-com:office:word" xmlns:w14="http://schemas.microsoft.com/office/word/2010/wordml" xmlns:w="http://schemas.openxmlformats.org/wordprocessingml/2006/main" xmlns:wne="http://schemas.microsoft.com/office/word/2006/wordml" xmlns:wp14="http://schemas.microsoft.com/office/word/2010/wordprocessingDrawing" xmlns:wp="http://schemas.openxmlformats.org/drawingml/2006/wordprocessingDrawing" xmlns:wpc="http://schemas.microsoft.com/office/word/2010/wordprocessingCanvas" xmlns:wpg="http://schemas.microsoft.com/office/word/2010/wordprocessingGroup" xmlns:wpi="http://schemas.microsoft.com/office/word/2010/wordprocessingInk" xmlns:wps="http://schemas.microsoft.com/office/word/2010/wordprocessingShape" mc:Ignorable="w14 wp14">
-  <w:p>
-    <w:pPr>
-      <w:pStyle w:val="Footer"/>
-      <w:spacing w:before="0" w:after="0" w:line="240" w:lineRule="auto"/>
-      <w:jc w:val="center"/>
-    </w:pPr>
-    <w:r>
-      <w:rPr>
-        <w:rFonts w:ascii="Arial" w:hAnsi="Arial" w:eastAsia="Arial" w:cs="Arial"/>
-        <w:b w:val="0"/>
-        <w:i w:val="0"/>
-        <w:color w:val="696969"/>
-        <w:sz w:val="16"/>
-      </w:rPr>
-      <w:t>Yihang (Henry) Yang - Biomedical Engineer Resume - Updated 9 June 2026</w:t>
-    </w:r>
-  </w:p>
-</w:ftr>
 </file>
 
 <file path=word/numbering.xml><?xml version="1.0" encoding="utf-8"?>
@@ -1096,12 +921,9 @@
     <w:name w:val="Normal"/>
     <w:qFormat/>
     <w:rsid w:val="00FC693F"/>
-    <w:pPr>
-      <w:spacing w:after="80" w:line="259" w:lineRule="auto"/>
-    </w:pPr>
     <w:rPr>
-      <w:rFonts w:ascii="Arial" w:hAnsi="Arial" w:eastAsia="Arial" w:cs="Arial"/>
-      <w:sz w:val="20"/>
+      <w:rFonts w:ascii="Arial" w:hAnsi="Arial"/>
+      <w:sz w:val="18"/>
     </w:rPr>
   </w:style>
   <w:style w:type="paragraph" w:styleId="Header">
@@ -1118,9 +940,6 @@
       </w:tabs>
       <w:spacing w:after="0" w:line="240" w:lineRule="auto"/>
     </w:pPr>
-    <w:rPr>
-      <w:rFonts w:ascii="Arial" w:hAnsi="Arial" w:eastAsia="Arial" w:cs="Arial"/>
-    </w:rPr>
   </w:style>
   <w:style w:type="character" w:customStyle="1" w:styleId="HeaderChar">
     <w:name w:val="Header Char"/>
@@ -1143,9 +962,6 @@
       </w:tabs>
       <w:spacing w:after="0" w:line="240" w:lineRule="auto"/>
     </w:pPr>
-    <w:rPr>
-      <w:rFonts w:ascii="Arial" w:hAnsi="Arial" w:eastAsia="Arial" w:cs="Arial"/>
-    </w:rPr>
   </w:style>
   <w:style w:type="character" w:customStyle="1" w:styleId="FooterChar">
     <w:name w:val="Footer Char"/>
@@ -1458,7 +1274,7 @@
       <w:contextualSpacing/>
     </w:pPr>
     <w:rPr>
-      <w:rFonts w:asciiTheme="majorHAnsi" w:eastAsiaTheme="majorEastAsia" w:hAnsiTheme="majorHAnsi" w:cstheme="majorBidi" w:ascii="Arial" w:hAnsi="Arial" w:eastAsia="Arial" w:cs="Arial"/>
+      <w:rFonts w:asciiTheme="majorHAnsi" w:eastAsiaTheme="majorEastAsia" w:hAnsiTheme="majorHAnsi" w:cstheme="majorBidi"/>
       <w:color w:val="17365D" w:themeColor="text2" w:themeShade="BF"/>
       <w:spacing w:val="5"/>
       <w:kern w:val="28"/>
@@ -1495,7 +1311,7 @@
       </w:numPr>
     </w:pPr>
     <w:rPr>
-      <w:rFonts w:asciiTheme="majorHAnsi" w:eastAsiaTheme="majorEastAsia" w:hAnsiTheme="majorHAnsi" w:cstheme="majorBidi" w:ascii="Arial" w:hAnsi="Arial" w:eastAsia="Arial" w:cs="Arial"/>
+      <w:rFonts w:asciiTheme="majorHAnsi" w:eastAsiaTheme="majorEastAsia" w:hAnsiTheme="majorHAnsi" w:cstheme="majorBidi"/>
       <w:i/>
       <w:iCs/>
       <w:color w:val="4F81BD" w:themeColor="accent1"/>
@@ -1636,13 +1452,8 @@
       <w:numPr>
         <w:numId w:val="1"/>
       </w:numPr>
-      <w:spacing w:after="40" w:line="259" w:lineRule="auto"/>
       <w:contextualSpacing/>
     </w:pPr>
-    <w:rPr>
-      <w:rFonts w:ascii="Arial" w:hAnsi="Arial" w:eastAsia="Arial" w:cs="Arial"/>
-      <w:sz w:val="19"/>
-    </w:rPr>
   </w:style>
   <w:style w:type="paragraph" w:styleId="ListBullet2">
     <w:name w:val="List Bullet 2"/>

--- a/assets/Henry_Yang_Biomedical_Engineer_Resume.docx
+++ b/assets/Henry_Yang_Biomedical_Engineer_Resume.docx
@@ -44,7 +44,7 @@
           <w:color w:val="525252"/>
           <w:sz w:val="17"/>
         </w:rPr>
-        <w:t>Sydney, NSW | 0436 016 660 | yangyihang96@gmail.com | Driver licence | Sydney field travel | Work-right check ready</w:t>
+        <w:t>Sydney, NSW | 0436 016 660 | yangyihang96@gmail.com | Driver licence | Sydney field travel | Work-right evidence ready</w:t>
       </w:r>
     </w:p>
     <w:p>
@@ -290,7 +290,7 @@
           <w:i w:val="0"/>
           <w:sz w:val="18"/>
         </w:rPr>
-        <w:t>Functional testing, performance checks, electrical safety awareness, manufacturer procedures, and service reports.</w:t>
+        <w:t>PM procedures, fault diagnosis, functional testing, performance verification, and service reports.</w:t>
       </w:r>
     </w:p>
     <w:p>
@@ -305,7 +305,7 @@
           <w:i w:val="0"/>
           <w:sz w:val="18"/>
         </w:rPr>
-        <w:t>Simpro, equipment history, serial tracking, customer updates, Microsoft Office, Excel, MATLAB, SolidWorks, and Visio.</w:t>
+        <w:t>Simpro / CMMS, equipment history, serial tracking, customer updates, manufacturer documentation, and Microsoft Office.</w:t>
       </w:r>
     </w:p>
     <w:p>
@@ -320,7 +320,7 @@
           <w:i w:val="0"/>
           <w:sz w:val="18"/>
         </w:rPr>
-        <w:t>Mandarin Chinese native; English professional working proficiency.</w:t>
+        <w:t>Electrical safety testing awareness, test equipment familiarity, customer handover, Mandarin Chinese, and professional working English.</w:t>
       </w:r>
     </w:p>
     <w:p>
@@ -485,7 +485,7 @@
           <w:i w:val="0"/>
           <w:sz w:val="18"/>
         </w:rPr>
-        <w:t>Reduced repeat troubleshooting time by keeping service actions, test notes, equipment history, and customer updates aligned in Simpro.</w:t>
+        <w:t>Helped make repeat troubleshooting faster by keeping service actions, test notes, equipment history, and customer updates aligned in Simpro.</w:t>
       </w:r>
     </w:p>
     <w:p>
@@ -500,7 +500,7 @@
           <w:color w:val="11365A"/>
           <w:sz w:val="20"/>
         </w:rPr>
-        <w:t>ROLE FIT</w:t>
+        <w:t>TARGET ROLES</w:t>
       </w:r>
     </w:p>
     <w:p>
@@ -515,7 +515,7 @@
           <w:i w:val="0"/>
           <w:sz w:val="18"/>
         </w:rPr>
-        <w:t>Best fit: Biomedical Field Service Engineer, Medical Device Service Engineer, or Clinical Engineering service support roles.</w:t>
+        <w:t>Biomedical Field Service Engineer.</w:t>
       </w:r>
     </w:p>
     <w:p>
@@ -530,7 +530,7 @@
           <w:i w:val="0"/>
           <w:sz w:val="18"/>
         </w:rPr>
-        <w:t>Field readiness: Sydney-based, driver licence, open to field travel, English / Mandarin communication.</w:t>
+        <w:t>Medical Device Service Engineer.</w:t>
       </w:r>
     </w:p>
     <w:p>
@@ -545,7 +545,97 @@
           <w:i w:val="0"/>
           <w:sz w:val="18"/>
         </w:rPr>
-        <w:t>Screening readiness: work-right check ready for a formal hiring process.</w:t>
+        <w:t>Clinical Engineering Service Support.</w:t>
+      </w:r>
+    </w:p>
+    <w:p>
+      <w:pPr>
+        <w:pStyle w:val="ListBullet"/>
+        <w:spacing w:after="40"/>
+      </w:pPr>
+      <w:r>
+        <w:rPr>
+          <w:rFonts w:ascii="Arial" w:hAnsi="Arial"/>
+          <w:b w:val="0"/>
+          <w:i w:val="0"/>
+          <w:sz w:val="18"/>
+        </w:rPr>
+        <w:t>Biomedical Technician / Service Technician.</w:t>
+      </w:r>
+    </w:p>
+    <w:p>
+      <w:pPr>
+        <w:spacing w:before="160" w:after="60"/>
+      </w:pPr>
+      <w:r>
+        <w:rPr>
+          <w:rFonts w:ascii="Arial" w:hAnsi="Arial"/>
+          <w:b/>
+          <w:i w:val="0"/>
+          <w:color w:val="11365A"/>
+          <w:sz w:val="20"/>
+        </w:rPr>
+        <w:t>FIELD SERVICE TOOLS</w:t>
+      </w:r>
+    </w:p>
+    <w:p>
+      <w:pPr>
+        <w:pStyle w:val="ListBullet"/>
+        <w:spacing w:after="40"/>
+      </w:pPr>
+      <w:r>
+        <w:rPr>
+          <w:rFonts w:ascii="Arial" w:hAnsi="Arial"/>
+          <w:b w:val="0"/>
+          <w:i w:val="0"/>
+          <w:sz w:val="18"/>
+        </w:rPr>
+        <w:t>PM procedures, service manuals, functional testing, performance verification, and clear escalation notes.</w:t>
+      </w:r>
+    </w:p>
+    <w:p>
+      <w:pPr>
+        <w:pStyle w:val="ListBullet"/>
+        <w:spacing w:after="40"/>
+      </w:pPr>
+      <w:r>
+        <w:rPr>
+          <w:rFonts w:ascii="Arial" w:hAnsi="Arial"/>
+          <w:b w:val="0"/>
+          <w:i w:val="0"/>
+          <w:sz w:val="18"/>
+        </w:rPr>
+        <w:t>Simpro / CMMS, service reports, equipment history, customer updates, and handover records.</w:t>
+      </w:r>
+    </w:p>
+    <w:p>
+      <w:pPr>
+        <w:pStyle w:val="ListBullet"/>
+        <w:spacing w:after="40"/>
+      </w:pPr>
+      <w:r>
+        <w:rPr>
+          <w:rFonts w:ascii="Arial" w:hAnsi="Arial"/>
+          <w:b w:val="0"/>
+          <w:i w:val="0"/>
+          <w:sz w:val="18"/>
+        </w:rPr>
+        <w:t>Electrical safety testing awareness, test equipment familiarity, and manufacturer documentation.</w:t>
+      </w:r>
+    </w:p>
+    <w:p>
+      <w:pPr>
+        <w:pStyle w:val="ListBullet"/>
+        <w:spacing w:after="40"/>
+      </w:pPr>
+      <w:r>
+        <w:rPr>
+          <w:rFonts w:ascii="Arial" w:hAnsi="Arial"/>
+          <w:b w:val="0"/>
+          <w:i w:val="0"/>
+          <w:sz w:val="18"/>
+        </w:rPr>
+        <w:t>Mandarin Chinese native; English professional working proficiency.</w:t>
       </w:r>
     </w:p>
     <w:sectPr>

--- a/assets/Henry_Yang_Biomedical_Engineer_Resume.docx
+++ b/assets/Henry_Yang_Biomedical_Engineer_Resume.docx
@@ -73,7 +73,7 @@
           <w:i w:val="0"/>
           <w:sz w:val="18"/>
         </w:rPr>
-        <w:t>Nearly three years of full-time field and workshop service experience at Nova Biomedical Australia across hospital and pharmacy medical equipment. Core strengths include PM, fault diagnosis, repair, installation support, verification, and service documentation.</w:t>
+        <w:t>Nearly three years of full-time field and workshop service experience at Nova Biomedical Australia across hospital and pharmacy medical equipment. Core strengths include PM, fault diagnosis, repair, installation support, verification, service documentation, and safe return-to-use decisions.</w:t>
       </w:r>
     </w:p>
     <w:p>
@@ -170,7 +170,7 @@
           <w:i w:val="0"/>
           <w:sz w:val="18"/>
         </w:rPr>
-        <w:t>Maintain Simpro work orders, service reports, equipment history, and customer updates so service decisions remain traceable.</w:t>
+        <w:t>Use manufacturer-led checks, service history, and functional evidence to document whether equipment is ready for use, monitored, or escalated.</w:t>
       </w:r>
     </w:p>
     <w:p>
@@ -185,7 +185,7 @@
           <w:i w:val="0"/>
           <w:sz w:val="18"/>
         </w:rPr>
-        <w:t>Hand over next-use status clearly to clinical users, biomedical teams, vendors, and internal engineers.</w:t>
+        <w:t>Maintain Simpro work orders, service reports, equipment history, and customer updates so service records as engineering evidence remain traceable.</w:t>
       </w:r>
     </w:p>
     <w:p>
@@ -290,7 +290,7 @@
           <w:i w:val="0"/>
           <w:sz w:val="18"/>
         </w:rPr>
-        <w:t>PM procedures, fault diagnosis, functional testing, performance verification, and service reports.</w:t>
+        <w:t>PM procedures, fault diagnosis, functional testing, performance verification, service reports, and escalation notes.</w:t>
       </w:r>
     </w:p>
     <w:p>
@@ -305,7 +305,7 @@
           <w:i w:val="0"/>
           <w:sz w:val="18"/>
         </w:rPr>
-        <w:t>Simpro / CMMS, equipment history, serial tracking, customer updates, manufacturer documentation, and Microsoft Office.</w:t>
+        <w:t>Simpro / CMMS, equipment history, serial tracking, customer updates, traceability, manufacturer documentation, and Microsoft Office.</w:t>
       </w:r>
     </w:p>
     <w:p>
@@ -425,7 +425,7 @@
           <w:i w:val="0"/>
           <w:sz w:val="18"/>
         </w:rPr>
-        <w:t>MPhil thesis: Flexible Electrodes for Smart Bandages: Feasibility Exploration.</w:t>
+        <w:t>MPhil thesis: flexible electrodes, impedance measurement, validation evidence, and technical documentation.</w:t>
       </w:r>
     </w:p>
     <w:p>
@@ -470,7 +470,7 @@
           <w:i w:val="0"/>
           <w:sz w:val="18"/>
         </w:rPr>
-        <w:t>Diagnosed user-reported faults by separating use condition, repair history, reproducible symptoms, service-manual steps, and post-repair verification.</w:t>
+        <w:t>Diagnosed user-reported faults by separating device condition, accessory context, workflow, repair history, reproducible symptoms, manual-led checks, and post-repair verification.</w:t>
       </w:r>
     </w:p>
     <w:p>
@@ -485,7 +485,7 @@
           <w:i w:val="0"/>
           <w:sz w:val="18"/>
         </w:rPr>
-        <w:t>Helped make repeat troubleshooting faster by keeping service actions, test notes, equipment history, and customer updates aligned in Simpro.</w:t>
+        <w:t>Supported next-use decisions by documenting whether equipment was ready for use, monitored, or escalated based on post-service evidence.</w:t>
       </w:r>
     </w:p>
     <w:p>
@@ -605,7 +605,7 @@
           <w:i w:val="0"/>
           <w:sz w:val="18"/>
         </w:rPr>
-        <w:t>Simpro / CMMS, service reports, equipment history, customer updates, and handover records.</w:t>
+        <w:t>Simpro / CMMS, service reports, equipment history, customer updates, handover records, and service records as engineering evidence.</w:t>
       </w:r>
     </w:p>
     <w:p>

--- a/assets/Henry_Yang_Biomedical_Engineer_Resume.docx
+++ b/assets/Henry_Yang_Biomedical_Engineer_Resume.docx
@@ -44,7 +44,7 @@
           <w:color w:val="525252"/>
           <w:sz w:val="17"/>
         </w:rPr>
-        <w:t>Sydney, NSW | 0436 016 660 | yangyihang96@gmail.com | Driver licence | Sydney field travel | Work-right evidence ready</w:t>
+        <w:t>Sydney, NSW | 0436 016 660 | yangyihang96@gmail.com | Driver licence | Sydney field travel | Work-right check ready</w:t>
       </w:r>
     </w:p>
     <w:p>
@@ -73,7 +73,7 @@
           <w:i w:val="0"/>
           <w:sz w:val="18"/>
         </w:rPr>
-        <w:t>Nearly three years of full-time field and workshop service experience at Nova Biomedical Australia across hospital and pharmacy medical equipment. Core strengths include PM, fault diagnosis, repair, installation support, verification, service documentation, and safe return-to-use decisions.</w:t>
+        <w:t>Nearly three years of full-time field and workshop service experience at Nova Biomedical Australia across hospital and pharmacy medical equipment. Core strengths include PM, fault diagnosis, repair, installation support, verification, service documentation, and return-to-use or escalation records.</w:t>
       </w:r>
     </w:p>
     <w:p>
@@ -155,7 +155,7 @@
           <w:i w:val="0"/>
           <w:sz w:val="18"/>
         </w:rPr>
-        <w:t>Returned devices with functional checks, performance evidence, or clear escalation status.</w:t>
+        <w:t>Document service outcomes with functional checks, performance evidence, or clear escalation status.</w:t>
       </w:r>
     </w:p>
     <w:p>
@@ -170,7 +170,7 @@
           <w:i w:val="0"/>
           <w:sz w:val="18"/>
         </w:rPr>
-        <w:t>Use manufacturer-led checks, service history, and functional evidence to document whether equipment is ready for use, monitored, or escalated.</w:t>
+        <w:t>Use manufacturer-led checks, service history, and functional evidence to document whether equipment is ready for use, requires monitoring, or needs escalation.</w:t>
       </w:r>
     </w:p>
     <w:p>
@@ -185,7 +185,7 @@
           <w:i w:val="0"/>
           <w:sz w:val="18"/>
         </w:rPr>
-        <w:t>Maintain Simpro work orders, service reports, equipment history, and customer updates so service records as engineering evidence remain traceable.</w:t>
+        <w:t>Maintain Simpro work orders, service reports, equipment history, and communication notes so service records remain traceable engineering evidence.</w:t>
       </w:r>
     </w:p>
     <w:p>
@@ -305,7 +305,7 @@
           <w:i w:val="0"/>
           <w:sz w:val="18"/>
         </w:rPr>
-        <w:t>Simpro / CMMS, equipment history, serial tracking, customer updates, traceability, manufacturer documentation, and Microsoft Office.</w:t>
+        <w:t>Simpro / CMMS, equipment history, equipment identifiers, communication notes, traceability, manufacturer documentation, and Microsoft Office.</w:t>
       </w:r>
     </w:p>
     <w:p>
@@ -335,7 +335,7 @@
           <w:color w:val="11365A"/>
           <w:sz w:val="20"/>
         </w:rPr>
-        <w:t>EARLIER HEALTHCARE RECORDS</w:t>
+        <w:t>EARLIER HEALTHCARE DOCUMENTATION</w:t>
       </w:r>
     </w:p>
     <w:p>
@@ -485,7 +485,7 @@
           <w:i w:val="0"/>
           <w:sz w:val="18"/>
         </w:rPr>
-        <w:t>Supported next-use decisions by documenting whether equipment was ready for use, monitored, or escalated based on post-service evidence.</w:t>
+        <w:t>Supported next-use decisions by documenting whether equipment was ready for use, required monitoring, or needed escalation based on post-service evidence.</w:t>
       </w:r>
     </w:p>
     <w:p>
@@ -605,7 +605,7 @@
           <w:i w:val="0"/>
           <w:sz w:val="18"/>
         </w:rPr>
-        <w:t>Simpro / CMMS, service reports, equipment history, customer updates, handover records, and service records as engineering evidence.</w:t>
+        <w:t>Simpro / CMMS, service reports, equipment history, communication notes, handover records, and traceable service evidence.</w:t>
       </w:r>
     </w:p>
     <w:p>

--- a/assets/Henry_Yang_Biomedical_Engineer_Resume.docx
+++ b/assets/Henry_Yang_Biomedical_Engineer_Resume.docx
@@ -44,7 +44,7 @@
           <w:color w:val="525252"/>
           <w:sz w:val="17"/>
         </w:rPr>
-        <w:t>Sydney, NSW | 0436 016 660 | yangyihang96@gmail.com | Driver licence | Sydney field travel | Work-right check ready</w:t>
+        <w:t>Sydney, NSW | 0436 016 660 | yangyihang96@gmail.com | Driver licence | Available for Sydney field travel | Work rights available for employer verification</w:t>
       </w:r>
     </w:p>
     <w:p>
@@ -73,7 +73,7 @@
           <w:i w:val="0"/>
           <w:sz w:val="18"/>
         </w:rPr>
-        <w:t>Nearly three years of full-time field and workshop service experience at Nova Biomedical Australia across hospital and pharmacy medical equipment. Core strengths include PM, fault diagnosis, repair, installation support, verification, service documentation, and return-to-use or escalation records.</w:t>
+        <w:t>Nearly three years of field and workshop service experience at Nova Biomedical Australia with medical equipment used in hospital and pharmacy settings. Core strengths include preventive maintenance (PM), fault diagnosis, repair, installation support, verification, service documentation, and next-use or escalation records.</w:t>
       </w:r>
     </w:p>
     <w:p>
@@ -125,7 +125,7 @@
           <w:i w:val="0"/>
           <w:sz w:val="18"/>
         </w:rPr>
-        <w:t>Perform PM, fault diagnosis, repair, installation support, verification, and service documentation across field and workshop settings.</w:t>
+        <w:t>Perform preventive maintenance (PM), fault diagnosis, repair, installation support, verification, and service documentation across field and workshop settings.</w:t>
       </w:r>
     </w:p>
     <w:p>
@@ -170,7 +170,7 @@
           <w:i w:val="0"/>
           <w:sz w:val="18"/>
         </w:rPr>
-        <w:t>Use manufacturer-led checks, service history, and functional evidence to document whether equipment is ready for use, requires monitoring, or needs escalation.</w:t>
+        <w:t>Use manufacturer-led checks, service history, and functional evidence to document whether equipment is ready for use, requires follow-up, or needs escalation.</w:t>
       </w:r>
     </w:p>
     <w:p>
@@ -185,7 +185,7 @@
           <w:i w:val="0"/>
           <w:sz w:val="18"/>
         </w:rPr>
-        <w:t>Maintain Simpro work orders, service reports, equipment history, and communication notes so service records remain traceable engineering evidence.</w:t>
+        <w:t>Maintain Simpro work orders, service reports, equipment history, and communication notes so service records remain traceable service evidence.</w:t>
       </w:r>
     </w:p>
     <w:p>
@@ -260,7 +260,7 @@
           <w:i w:val="0"/>
           <w:sz w:val="18"/>
         </w:rPr>
-        <w:t>Pharmacy automation: BD FIX100, Pyxis, ROWA, workflow awareness, records, and handover.</w:t>
+        <w:t>Pharmacy automation: BD FIX100, Pyxis, ROWA, workflow support, records, and handover.</w:t>
       </w:r>
     </w:p>
     <w:p>
@@ -320,7 +320,7 @@
           <w:i w:val="0"/>
           <w:sz w:val="18"/>
         </w:rPr>
-        <w:t>Electrical safety testing awareness, test equipment familiarity, customer handover, Mandarin Chinese, and professional working English.</w:t>
+        <w:t>Electrical safety testing awareness, test equipment familiarity, service handover, Mandarin Chinese, and professional working proficiency in English.</w:t>
       </w:r>
     </w:p>
     <w:p>
@@ -470,7 +470,7 @@
           <w:i w:val="0"/>
           <w:sz w:val="18"/>
         </w:rPr>
-        <w:t>Diagnosed user-reported faults by separating device condition, accessory context, workflow, repair history, reproducible symptoms, manual-led checks, and post-repair verification.</w:t>
+        <w:t>Diagnosed user-reported faults by separating device condition, accessory context, workflow, repair history, reproducible symptoms, procedure-led checks, and post-repair verification.</w:t>
       </w:r>
     </w:p>
     <w:p>
@@ -485,7 +485,7 @@
           <w:i w:val="0"/>
           <w:sz w:val="18"/>
         </w:rPr>
-        <w:t>Supported next-use decisions by documenting whether equipment was ready for use, required monitoring, or needed escalation based on post-service evidence.</w:t>
+        <w:t>Supported next-use decisions by documenting whether equipment was ready for use, required follow-up, or needed escalation based on post-service evidence.</w:t>
       </w:r>
     </w:p>
     <w:p>
